--- a/试卷/2019-2020/2019-2020 I 研究生矩阵分析试题.docx
+++ b/试卷/2019-2020/2019-2020 I 研究生矩阵分析试题.docx
@@ -1,6 +1,6 @@
 
 <file path=word/document.xml><?xml version="1.0" encoding="utf-8"?>
-<w:document xmlns:wpc="http://schemas.microsoft.com/office/word/2010/wordprocessingCanvas" xmlns:cx="http://schemas.microsoft.com/office/drawing/2014/chartex" xmlns:cx1="http://schemas.microsoft.com/office/drawing/2015/9/8/chartex" xmlns:cx2="http://schemas.microsoft.com/office/drawing/2015/10/21/chartex" xmlns:cx3="http://schemas.microsoft.com/office/drawing/2016/5/9/chartex" xmlns:cx4="http://schemas.microsoft.com/office/drawing/2016/5/10/chartex" xmlns:cx5="http://schemas.microsoft.com/office/drawing/2016/5/11/chartex" xmlns:cx6="http://schemas.microsoft.com/office/drawing/2016/5/12/chartex" xmlns:cx7="http://schemas.microsoft.com/office/drawing/2016/5/13/chartex" xmlns:cx8="http://schemas.microsoft.com/office/drawing/2016/5/14/chartex" xmlns:mc="http://schemas.openxmlformats.org/markup-compatibility/2006" xmlns:aink="http://schemas.microsoft.com/office/drawing/2016/ink" xmlns:am3d="http://schemas.microsoft.com/office/drawing/2017/model3d" xmlns:o="urn:schemas-microsoft-com:office:office" xmlns:oel="http://schemas.microsoft.com/office/2019/extlst" xmlns:r="http://schemas.openxmlformats.org/officeDocument/2006/relationships" xmlns:m="http://schemas.openxmlformats.org/officeDocument/2006/math" xmlns:v="urn:schemas-microsoft-com:vml" xmlns:wp14="http://schemas.microsoft.com/office/word/2010/wordprocessingDrawing" xmlns:wp="http://schemas.openxmlformats.org/drawingml/2006/wordprocessingDrawing" xmlns:w10="urn:schemas-microsoft-com:office:word" xmlns:w="http://schemas.openxmlformats.org/wordprocessingml/2006/main" xmlns:w14="http://schemas.microsoft.com/office/word/2010/wordml" xmlns:w15="http://schemas.microsoft.com/office/word/2012/wordml" xmlns:w16cex="http://schemas.microsoft.com/office/word/2018/wordml/cex" xmlns:w16cid="http://schemas.microsoft.com/office/word/2016/wordml/cid" xmlns:w16="http://schemas.microsoft.com/office/word/2018/wordml" xmlns:w16sdtdh="http://schemas.microsoft.com/office/word/2020/wordml/sdtdatahash" xmlns:w16se="http://schemas.microsoft.com/office/word/2015/wordml/symex" xmlns:wpg="http://schemas.microsoft.com/office/word/2010/wordprocessingGroup" xmlns:wpi="http://schemas.microsoft.com/office/word/2010/wordprocessingInk" xmlns:wne="http://schemas.microsoft.com/office/word/2006/wordml" xmlns:wps="http://schemas.microsoft.com/office/word/2010/wordprocessingShape" mc:Ignorable="w14 w15 w16se w16cid w16 w16cex w16sdtdh wp14">
+<w:document xmlns:wpc="http://schemas.microsoft.com/office/word/2010/wordprocessingCanvas" xmlns:cx="http://schemas.microsoft.com/office/drawing/2014/chartex" xmlns:cx1="http://schemas.microsoft.com/office/drawing/2015/9/8/chartex" xmlns:cx2="http://schemas.microsoft.com/office/drawing/2015/10/21/chartex" xmlns:cx3="http://schemas.microsoft.com/office/drawing/2016/5/9/chartex" xmlns:cx4="http://schemas.microsoft.com/office/drawing/2016/5/10/chartex" xmlns:cx5="http://schemas.microsoft.com/office/drawing/2016/5/11/chartex" xmlns:cx6="http://schemas.microsoft.com/office/drawing/2016/5/12/chartex" xmlns:cx7="http://schemas.microsoft.com/office/drawing/2016/5/13/chartex" xmlns:cx8="http://schemas.microsoft.com/office/drawing/2016/5/14/chartex" xmlns:mc="http://schemas.openxmlformats.org/markup-compatibility/2006" xmlns:aink="http://schemas.microsoft.com/office/drawing/2016/ink" xmlns:am3d="http://schemas.microsoft.com/office/drawing/2017/model3d" xmlns:o="urn:schemas-microsoft-com:office:office" xmlns:oel="http://schemas.microsoft.com/office/2019/extlst" xmlns:r="http://schemas.openxmlformats.org/officeDocument/2006/relationships" xmlns:m="http://schemas.openxmlformats.org/officeDocument/2006/math" xmlns:v="urn:schemas-microsoft-com:vml" xmlns:wp14="http://schemas.microsoft.com/office/word/2010/wordprocessingDrawing" xmlns:wp="http://schemas.openxmlformats.org/drawingml/2006/wordprocessingDrawing" xmlns:w10="urn:schemas-microsoft-com:office:word" xmlns:w="http://schemas.openxmlformats.org/wordprocessingml/2006/main" xmlns:w14="http://schemas.microsoft.com/office/word/2010/wordml" xmlns:w15="http://schemas.microsoft.com/office/word/2012/wordml" xmlns:w16cex="http://schemas.microsoft.com/office/word/2018/wordml/cex" xmlns:w16cid="http://schemas.microsoft.com/office/word/2016/wordml/cid" xmlns:w16="http://schemas.microsoft.com/office/word/2018/wordml" xmlns:w16du="http://schemas.microsoft.com/office/word/2023/wordml/word16du" xmlns:w16sdtdh="http://schemas.microsoft.com/office/word/2020/wordml/sdtdatahash" xmlns:w16sdtfl="http://schemas.microsoft.com/office/word/2024/wordml/sdtformatlock" xmlns:w16se="http://schemas.microsoft.com/office/word/2015/wordml/symex" xmlns:wpg="http://schemas.microsoft.com/office/word/2010/wordprocessingGroup" xmlns:wpi="http://schemas.microsoft.com/office/word/2010/wordprocessingInk" xmlns:wne="http://schemas.microsoft.com/office/word/2006/wordml" xmlns:wps="http://schemas.microsoft.com/office/word/2010/wordprocessingShape" mc:Ignorable="w14 w15 w16se w16cid w16 w16cex w16sdtdh w16sdtfl w16du wp14">
   <w:body>
     <w:p>
       <w:pPr>
@@ -28,7 +28,7 @@
                     </pic:cNvPicPr>
                   </pic:nvPicPr>
                   <pic:blipFill>
-                    <a:blip r:embed="rId4">
+                    <a:blip r:embed="rId6">
                       <a:extLst>
                         <a:ext uri="{28A0092B-C50C-407E-A947-70E740481C1C}">
                           <a14:useLocalDpi xmlns:a14="http://schemas.microsoft.com/office/drawing/2010/main" val="0"/>
@@ -82,7 +82,7 @@
                     </pic:cNvPicPr>
                   </pic:nvPicPr>
                   <pic:blipFill>
-                    <a:blip r:embed="rId5">
+                    <a:blip r:embed="rId7">
                       <a:extLst>
                         <a:ext uri="{28A0092B-C50C-407E-A947-70E740481C1C}">
                           <a14:useLocalDpi xmlns:a14="http://schemas.microsoft.com/office/drawing/2010/main" val="0"/>
@@ -136,7 +136,7 @@
                     </pic:cNvPicPr>
                   </pic:nvPicPr>
                   <pic:blipFill>
-                    <a:blip r:embed="rId6">
+                    <a:blip r:embed="rId8">
                       <a:extLst>
                         <a:ext uri="{28A0092B-C50C-407E-A947-70E740481C1C}">
                           <a14:useLocalDpi xmlns:a14="http://schemas.microsoft.com/office/drawing/2010/main" val="0"/>
@@ -169,6 +169,12 @@
       </w:r>
     </w:p>
     <w:sectPr>
+      <w:headerReference w:type="even" r:id="rId9"/>
+      <w:headerReference w:type="default" r:id="rId10"/>
+      <w:footerReference w:type="even" r:id="rId11"/>
+      <w:footerReference w:type="default" r:id="rId12"/>
+      <w:headerReference w:type="first" r:id="rId13"/>
+      <w:footerReference w:type="first" r:id="rId14"/>
       <w:pgSz w:w="11906" w:h="16838"/>
       <w:pgMar w:top="1440" w:right="1800" w:bottom="1440" w:left="1800" w:header="851" w:footer="992" w:gutter="0"/>
       <w:cols w:space="425"/>
@@ -178,8 +184,226 @@
 </w:document>
 </file>
 
+<file path=word/endnotes.xml><?xml version="1.0" encoding="utf-8"?>
+<w:endnotes xmlns:wpc="http://schemas.microsoft.com/office/word/2010/wordprocessingCanvas" xmlns:cx="http://schemas.microsoft.com/office/drawing/2014/chartex" xmlns:cx1="http://schemas.microsoft.com/office/drawing/2015/9/8/chartex" xmlns:cx2="http://schemas.microsoft.com/office/drawing/2015/10/21/chartex" xmlns:cx3="http://schemas.microsoft.com/office/drawing/2016/5/9/chartex" xmlns:cx4="http://schemas.microsoft.com/office/drawing/2016/5/10/chartex" xmlns:cx5="http://schemas.microsoft.com/office/drawing/2016/5/11/chartex" xmlns:cx6="http://schemas.microsoft.com/office/drawing/2016/5/12/chartex" xmlns:cx7="http://schemas.microsoft.com/office/drawing/2016/5/13/chartex" xmlns:cx8="http://schemas.microsoft.com/office/drawing/2016/5/14/chartex" xmlns:mc="http://schemas.openxmlformats.org/markup-compatibility/2006" xmlns:aink="http://schemas.microsoft.com/office/drawing/2016/ink" xmlns:am3d="http://schemas.microsoft.com/office/drawing/2017/model3d" xmlns:o="urn:schemas-microsoft-com:office:office" xmlns:oel="http://schemas.microsoft.com/office/2019/extlst" xmlns:r="http://schemas.openxmlformats.org/officeDocument/2006/relationships" xmlns:m="http://schemas.openxmlformats.org/officeDocument/2006/math" xmlns:v="urn:schemas-microsoft-com:vml" xmlns:wp14="http://schemas.microsoft.com/office/word/2010/wordprocessingDrawing" xmlns:wp="http://schemas.openxmlformats.org/drawingml/2006/wordprocessingDrawing" xmlns:w10="urn:schemas-microsoft-com:office:word" xmlns:w="http://schemas.openxmlformats.org/wordprocessingml/2006/main" xmlns:w14="http://schemas.microsoft.com/office/word/2010/wordml" xmlns:w15="http://schemas.microsoft.com/office/word/2012/wordml" xmlns:w16cex="http://schemas.microsoft.com/office/word/2018/wordml/cex" xmlns:w16cid="http://schemas.microsoft.com/office/word/2016/wordml/cid" xmlns:w16="http://schemas.microsoft.com/office/word/2018/wordml" xmlns:w16du="http://schemas.microsoft.com/office/word/2023/wordml/word16du" xmlns:w16sdtdh="http://schemas.microsoft.com/office/word/2020/wordml/sdtdatahash" xmlns:w16sdtfl="http://schemas.microsoft.com/office/word/2024/wordml/sdtformatlock" xmlns:w16se="http://schemas.microsoft.com/office/word/2015/wordml/symex" xmlns:wpg="http://schemas.microsoft.com/office/word/2010/wordprocessingGroup" xmlns:wpi="http://schemas.microsoft.com/office/word/2010/wordprocessingInk" xmlns:wne="http://schemas.microsoft.com/office/word/2006/wordml" xmlns:wps="http://schemas.microsoft.com/office/word/2010/wordprocessingShape" mc:Ignorable="w14 w15 w16se w16cid w16 w16cex w16sdtdh w16sdtfl w16du wp14">
+  <w:endnote w:type="separator" w:id="-1">
+    <w:p>
+      <w:pPr>
+        <w:ind w:firstLine="480"/>
+      </w:pPr>
+      <w:r>
+        <w:separator/>
+      </w:r>
+    </w:p>
+  </w:endnote>
+  <w:endnote w:type="continuationSeparator" w:id="0">
+    <w:p>
+      <w:pPr>
+        <w:ind w:firstLine="480"/>
+      </w:pPr>
+      <w:r>
+        <w:continuationSeparator/>
+      </w:r>
+    </w:p>
+  </w:endnote>
+</w:endnotes>
+</file>
+
+<file path=word/footer1.xml><?xml version="1.0" encoding="utf-8"?>
+<w:ftr xmlns:wpc="http://schemas.microsoft.com/office/word/2010/wordprocessingCanvas" xmlns:cx="http://schemas.microsoft.com/office/drawing/2014/chartex" xmlns:cx1="http://schemas.microsoft.com/office/drawing/2015/9/8/chartex" xmlns:cx2="http://schemas.microsoft.com/office/drawing/2015/10/21/chartex" xmlns:cx3="http://schemas.microsoft.com/office/drawing/2016/5/9/chartex" xmlns:cx4="http://schemas.microsoft.com/office/drawing/2016/5/10/chartex" xmlns:cx5="http://schemas.microsoft.com/office/drawing/2016/5/11/chartex" xmlns:cx6="http://schemas.microsoft.com/office/drawing/2016/5/12/chartex" xmlns:cx7="http://schemas.microsoft.com/office/drawing/2016/5/13/chartex" xmlns:cx8="http://schemas.microsoft.com/office/drawing/2016/5/14/chartex" xmlns:mc="http://schemas.openxmlformats.org/markup-compatibility/2006" xmlns:aink="http://schemas.microsoft.com/office/drawing/2016/ink" xmlns:am3d="http://schemas.microsoft.com/office/drawing/2017/model3d" xmlns:o="urn:schemas-microsoft-com:office:office" xmlns:oel="http://schemas.microsoft.com/office/2019/extlst" xmlns:r="http://schemas.openxmlformats.org/officeDocument/2006/relationships" xmlns:m="http://schemas.openxmlformats.org/officeDocument/2006/math" xmlns:v="urn:schemas-microsoft-com:vml" xmlns:wp14="http://schemas.microsoft.com/office/word/2010/wordprocessingDrawing" xmlns:wp="http://schemas.openxmlformats.org/drawingml/2006/wordprocessingDrawing" xmlns:w10="urn:schemas-microsoft-com:office:word" xmlns:w="http://schemas.openxmlformats.org/wordprocessingml/2006/main" xmlns:w14="http://schemas.microsoft.com/office/word/2010/wordml" xmlns:w15="http://schemas.microsoft.com/office/word/2012/wordml" xmlns:w16cex="http://schemas.microsoft.com/office/word/2018/wordml/cex" xmlns:w16cid="http://schemas.microsoft.com/office/word/2016/wordml/cid" xmlns:w16="http://schemas.microsoft.com/office/word/2018/wordml" xmlns:w16du="http://schemas.microsoft.com/office/word/2023/wordml/word16du" xmlns:w16sdtdh="http://schemas.microsoft.com/office/word/2020/wordml/sdtdatahash" xmlns:w16sdtfl="http://schemas.microsoft.com/office/word/2024/wordml/sdtformatlock" xmlns:w16se="http://schemas.microsoft.com/office/word/2015/wordml/symex" xmlns:wpg="http://schemas.microsoft.com/office/word/2010/wordprocessingGroup" xmlns:wpi="http://schemas.microsoft.com/office/word/2010/wordprocessingInk" xmlns:wne="http://schemas.microsoft.com/office/word/2006/wordml" xmlns:wps="http://schemas.microsoft.com/office/word/2010/wordprocessingShape" mc:Ignorable="w14 w15 w16se w16cid w16 w16cex w16sdtdh w16sdtfl w16du wp14">
+  <w:p>
+    <w:pPr>
+      <w:pStyle w:val="a5"/>
+      <w:ind w:firstLine="360"/>
+    </w:pPr>
+  </w:p>
+</w:ftr>
+</file>
+
+<file path=word/footer2.xml><?xml version="1.0" encoding="utf-8"?>
+<w:ftr xmlns:wpc="http://schemas.microsoft.com/office/word/2010/wordprocessingCanvas" xmlns:cx="http://schemas.microsoft.com/office/drawing/2014/chartex" xmlns:cx1="http://schemas.microsoft.com/office/drawing/2015/9/8/chartex" xmlns:cx2="http://schemas.microsoft.com/office/drawing/2015/10/21/chartex" xmlns:cx3="http://schemas.microsoft.com/office/drawing/2016/5/9/chartex" xmlns:cx4="http://schemas.microsoft.com/office/drawing/2016/5/10/chartex" xmlns:cx5="http://schemas.microsoft.com/office/drawing/2016/5/11/chartex" xmlns:cx6="http://schemas.microsoft.com/office/drawing/2016/5/12/chartex" xmlns:cx7="http://schemas.microsoft.com/office/drawing/2016/5/13/chartex" xmlns:cx8="http://schemas.microsoft.com/office/drawing/2016/5/14/chartex" xmlns:mc="http://schemas.openxmlformats.org/markup-compatibility/2006" xmlns:aink="http://schemas.microsoft.com/office/drawing/2016/ink" xmlns:am3d="http://schemas.microsoft.com/office/drawing/2017/model3d" xmlns:o="urn:schemas-microsoft-com:office:office" xmlns:oel="http://schemas.microsoft.com/office/2019/extlst" xmlns:r="http://schemas.openxmlformats.org/officeDocument/2006/relationships" xmlns:m="http://schemas.openxmlformats.org/officeDocument/2006/math" xmlns:v="urn:schemas-microsoft-com:vml" xmlns:wp14="http://schemas.microsoft.com/office/word/2010/wordprocessingDrawing" xmlns:wp="http://schemas.openxmlformats.org/drawingml/2006/wordprocessingDrawing" xmlns:w10="urn:schemas-microsoft-com:office:word" xmlns:w="http://schemas.openxmlformats.org/wordprocessingml/2006/main" xmlns:w14="http://schemas.microsoft.com/office/word/2010/wordml" xmlns:w15="http://schemas.microsoft.com/office/word/2012/wordml" xmlns:w16cex="http://schemas.microsoft.com/office/word/2018/wordml/cex" xmlns:w16cid="http://schemas.microsoft.com/office/word/2016/wordml/cid" xmlns:w16="http://schemas.microsoft.com/office/word/2018/wordml" xmlns:w16du="http://schemas.microsoft.com/office/word/2023/wordml/word16du" xmlns:w16sdtdh="http://schemas.microsoft.com/office/word/2020/wordml/sdtdatahash" xmlns:w16sdtfl="http://schemas.microsoft.com/office/word/2024/wordml/sdtformatlock" xmlns:w16se="http://schemas.microsoft.com/office/word/2015/wordml/symex" xmlns:wpg="http://schemas.microsoft.com/office/word/2010/wordprocessingGroup" xmlns:wpi="http://schemas.microsoft.com/office/word/2010/wordprocessingInk" xmlns:wne="http://schemas.microsoft.com/office/word/2006/wordml" xmlns:wps="http://schemas.microsoft.com/office/word/2010/wordprocessingShape" mc:Ignorable="w14 w15 w16se w16cid w16 w16cex w16sdtdh w16sdtfl w16du wp14">
+  <w:p>
+    <w:pPr>
+      <w:pStyle w:val="a5"/>
+      <w:ind w:firstLine="360"/>
+    </w:pPr>
+  </w:p>
+</w:ftr>
+</file>
+
+<file path=word/footer3.xml><?xml version="1.0" encoding="utf-8"?>
+<w:ftr xmlns:wpc="http://schemas.microsoft.com/office/word/2010/wordprocessingCanvas" xmlns:cx="http://schemas.microsoft.com/office/drawing/2014/chartex" xmlns:cx1="http://schemas.microsoft.com/office/drawing/2015/9/8/chartex" xmlns:cx2="http://schemas.microsoft.com/office/drawing/2015/10/21/chartex" xmlns:cx3="http://schemas.microsoft.com/office/drawing/2016/5/9/chartex" xmlns:cx4="http://schemas.microsoft.com/office/drawing/2016/5/10/chartex" xmlns:cx5="http://schemas.microsoft.com/office/drawing/2016/5/11/chartex" xmlns:cx6="http://schemas.microsoft.com/office/drawing/2016/5/12/chartex" xmlns:cx7="http://schemas.microsoft.com/office/drawing/2016/5/13/chartex" xmlns:cx8="http://schemas.microsoft.com/office/drawing/2016/5/14/chartex" xmlns:mc="http://schemas.openxmlformats.org/markup-compatibility/2006" xmlns:aink="http://schemas.microsoft.com/office/drawing/2016/ink" xmlns:am3d="http://schemas.microsoft.com/office/drawing/2017/model3d" xmlns:o="urn:schemas-microsoft-com:office:office" xmlns:oel="http://schemas.microsoft.com/office/2019/extlst" xmlns:r="http://schemas.openxmlformats.org/officeDocument/2006/relationships" xmlns:m="http://schemas.openxmlformats.org/officeDocument/2006/math" xmlns:v="urn:schemas-microsoft-com:vml" xmlns:wp14="http://schemas.microsoft.com/office/word/2010/wordprocessingDrawing" xmlns:wp="http://schemas.openxmlformats.org/drawingml/2006/wordprocessingDrawing" xmlns:w10="urn:schemas-microsoft-com:office:word" xmlns:w="http://schemas.openxmlformats.org/wordprocessingml/2006/main" xmlns:w14="http://schemas.microsoft.com/office/word/2010/wordml" xmlns:w15="http://schemas.microsoft.com/office/word/2012/wordml" xmlns:w16cex="http://schemas.microsoft.com/office/word/2018/wordml/cex" xmlns:w16cid="http://schemas.microsoft.com/office/word/2016/wordml/cid" xmlns:w16="http://schemas.microsoft.com/office/word/2018/wordml" xmlns:w16du="http://schemas.microsoft.com/office/word/2023/wordml/word16du" xmlns:w16sdtdh="http://schemas.microsoft.com/office/word/2020/wordml/sdtdatahash" xmlns:w16sdtfl="http://schemas.microsoft.com/office/word/2024/wordml/sdtformatlock" xmlns:w16se="http://schemas.microsoft.com/office/word/2015/wordml/symex" xmlns:wpg="http://schemas.microsoft.com/office/word/2010/wordprocessingGroup" xmlns:wpi="http://schemas.microsoft.com/office/word/2010/wordprocessingInk" xmlns:wne="http://schemas.microsoft.com/office/word/2006/wordml" xmlns:wps="http://schemas.microsoft.com/office/word/2010/wordprocessingShape" mc:Ignorable="w14 w15 w16se w16cid w16 w16cex w16sdtdh w16sdtfl w16du wp14">
+  <w:p>
+    <w:pPr>
+      <w:pStyle w:val="a5"/>
+      <w:ind w:firstLine="360"/>
+    </w:pPr>
+  </w:p>
+</w:ftr>
+</file>
+
+<file path=word/footnotes.xml><?xml version="1.0" encoding="utf-8"?>
+<w:footnotes xmlns:wpc="http://schemas.microsoft.com/office/word/2010/wordprocessingCanvas" xmlns:cx="http://schemas.microsoft.com/office/drawing/2014/chartex" xmlns:cx1="http://schemas.microsoft.com/office/drawing/2015/9/8/chartex" xmlns:cx2="http://schemas.microsoft.com/office/drawing/2015/10/21/chartex" xmlns:cx3="http://schemas.microsoft.com/office/drawing/2016/5/9/chartex" xmlns:cx4="http://schemas.microsoft.com/office/drawing/2016/5/10/chartex" xmlns:cx5="http://schemas.microsoft.com/office/drawing/2016/5/11/chartex" xmlns:cx6="http://schemas.microsoft.com/office/drawing/2016/5/12/chartex" xmlns:cx7="http://schemas.microsoft.com/office/drawing/2016/5/13/chartex" xmlns:cx8="http://schemas.microsoft.com/office/drawing/2016/5/14/chartex" xmlns:mc="http://schemas.openxmlformats.org/markup-compatibility/2006" xmlns:aink="http://schemas.microsoft.com/office/drawing/2016/ink" xmlns:am3d="http://schemas.microsoft.com/office/drawing/2017/model3d" xmlns:o="urn:schemas-microsoft-com:office:office" xmlns:oel="http://schemas.microsoft.com/office/2019/extlst" xmlns:r="http://schemas.openxmlformats.org/officeDocument/2006/relationships" xmlns:m="http://schemas.openxmlformats.org/officeDocument/2006/math" xmlns:v="urn:schemas-microsoft-com:vml" xmlns:wp14="http://schemas.microsoft.com/office/word/2010/wordprocessingDrawing" xmlns:wp="http://schemas.openxmlformats.org/drawingml/2006/wordprocessingDrawing" xmlns:w10="urn:schemas-microsoft-com:office:word" xmlns:w="http://schemas.openxmlformats.org/wordprocessingml/2006/main" xmlns:w14="http://schemas.microsoft.com/office/word/2010/wordml" xmlns:w15="http://schemas.microsoft.com/office/word/2012/wordml" xmlns:w16cex="http://schemas.microsoft.com/office/word/2018/wordml/cex" xmlns:w16cid="http://schemas.microsoft.com/office/word/2016/wordml/cid" xmlns:w16="http://schemas.microsoft.com/office/word/2018/wordml" xmlns:w16du="http://schemas.microsoft.com/office/word/2023/wordml/word16du" xmlns:w16sdtdh="http://schemas.microsoft.com/office/word/2020/wordml/sdtdatahash" xmlns:w16sdtfl="http://schemas.microsoft.com/office/word/2024/wordml/sdtformatlock" xmlns:w16se="http://schemas.microsoft.com/office/word/2015/wordml/symex" xmlns:wpg="http://schemas.microsoft.com/office/word/2010/wordprocessingGroup" xmlns:wpi="http://schemas.microsoft.com/office/word/2010/wordprocessingInk" xmlns:wne="http://schemas.microsoft.com/office/word/2006/wordml" xmlns:wps="http://schemas.microsoft.com/office/word/2010/wordprocessingShape" mc:Ignorable="w14 w15 w16se w16cid w16 w16cex w16sdtdh w16sdtfl w16du wp14">
+  <w:footnote w:type="separator" w:id="-1">
+    <w:p>
+      <w:pPr>
+        <w:ind w:firstLine="480"/>
+      </w:pPr>
+      <w:r>
+        <w:separator/>
+      </w:r>
+    </w:p>
+  </w:footnote>
+  <w:footnote w:type="continuationSeparator" w:id="0">
+    <w:p>
+      <w:pPr>
+        <w:ind w:firstLine="480"/>
+      </w:pPr>
+      <w:r>
+        <w:continuationSeparator/>
+      </w:r>
+    </w:p>
+  </w:footnote>
+</w:footnotes>
+</file>
+
+<file path=word/header1.xml><?xml version="1.0" encoding="utf-8"?>
+<w:hdr xmlns:wpc="http://schemas.microsoft.com/office/word/2010/wordprocessingCanvas" xmlns:cx="http://schemas.microsoft.com/office/drawing/2014/chartex" xmlns:cx1="http://schemas.microsoft.com/office/drawing/2015/9/8/chartex" xmlns:cx2="http://schemas.microsoft.com/office/drawing/2015/10/21/chartex" xmlns:cx3="http://schemas.microsoft.com/office/drawing/2016/5/9/chartex" xmlns:cx4="http://schemas.microsoft.com/office/drawing/2016/5/10/chartex" xmlns:cx5="http://schemas.microsoft.com/office/drawing/2016/5/11/chartex" xmlns:cx6="http://schemas.microsoft.com/office/drawing/2016/5/12/chartex" xmlns:cx7="http://schemas.microsoft.com/office/drawing/2016/5/13/chartex" xmlns:cx8="http://schemas.microsoft.com/office/drawing/2016/5/14/chartex" xmlns:mc="http://schemas.openxmlformats.org/markup-compatibility/2006" xmlns:aink="http://schemas.microsoft.com/office/drawing/2016/ink" xmlns:am3d="http://schemas.microsoft.com/office/drawing/2017/model3d" xmlns:o="urn:schemas-microsoft-com:office:office" xmlns:oel="http://schemas.microsoft.com/office/2019/extlst" xmlns:r="http://schemas.openxmlformats.org/officeDocument/2006/relationships" xmlns:m="http://schemas.openxmlformats.org/officeDocument/2006/math" xmlns:v="urn:schemas-microsoft-com:vml" xmlns:wp14="http://schemas.microsoft.com/office/word/2010/wordprocessingDrawing" xmlns:wp="http://schemas.openxmlformats.org/drawingml/2006/wordprocessingDrawing" xmlns:w10="urn:schemas-microsoft-com:office:word" xmlns:w="http://schemas.openxmlformats.org/wordprocessingml/2006/main" xmlns:w14="http://schemas.microsoft.com/office/word/2010/wordml" xmlns:w15="http://schemas.microsoft.com/office/word/2012/wordml" xmlns:w16cex="http://schemas.microsoft.com/office/word/2018/wordml/cex" xmlns:w16cid="http://schemas.microsoft.com/office/word/2016/wordml/cid" xmlns:w16="http://schemas.microsoft.com/office/word/2018/wordml" xmlns:w16du="http://schemas.microsoft.com/office/word/2023/wordml/word16du" xmlns:w16sdtdh="http://schemas.microsoft.com/office/word/2020/wordml/sdtdatahash" xmlns:w16sdtfl="http://schemas.microsoft.com/office/word/2024/wordml/sdtformatlock" xmlns:w16se="http://schemas.microsoft.com/office/word/2015/wordml/symex" xmlns:wpg="http://schemas.microsoft.com/office/word/2010/wordprocessingGroup" xmlns:wpi="http://schemas.microsoft.com/office/word/2010/wordprocessingInk" xmlns:wne="http://schemas.microsoft.com/office/word/2006/wordml" xmlns:wps="http://schemas.microsoft.com/office/word/2010/wordprocessingShape" mc:Ignorable="w14 w15 w16se w16cid w16 w16cex w16sdtdh w16sdtfl w16du wp14">
+  <w:p>
+    <w:pPr>
+      <w:pStyle w:val="a3"/>
+      <w:ind w:firstLine="360"/>
+    </w:pPr>
+  </w:p>
+</w:hdr>
+</file>
+
+<file path=word/header2.xml><?xml version="1.0" encoding="utf-8"?>
+<w:hdr xmlns:wpc="http://schemas.microsoft.com/office/word/2010/wordprocessingCanvas" xmlns:cx="http://schemas.microsoft.com/office/drawing/2014/chartex" xmlns:cx1="http://schemas.microsoft.com/office/drawing/2015/9/8/chartex" xmlns:cx2="http://schemas.microsoft.com/office/drawing/2015/10/21/chartex" xmlns:cx3="http://schemas.microsoft.com/office/drawing/2016/5/9/chartex" xmlns:cx4="http://schemas.microsoft.com/office/drawing/2016/5/10/chartex" xmlns:cx5="http://schemas.microsoft.com/office/drawing/2016/5/11/chartex" xmlns:cx6="http://schemas.microsoft.com/office/drawing/2016/5/12/chartex" xmlns:cx7="http://schemas.microsoft.com/office/drawing/2016/5/13/chartex" xmlns:cx8="http://schemas.microsoft.com/office/drawing/2016/5/14/chartex" xmlns:mc="http://schemas.openxmlformats.org/markup-compatibility/2006" xmlns:aink="http://schemas.microsoft.com/office/drawing/2016/ink" xmlns:am3d="http://schemas.microsoft.com/office/drawing/2017/model3d" xmlns:o="urn:schemas-microsoft-com:office:office" xmlns:oel="http://schemas.microsoft.com/office/2019/extlst" xmlns:r="http://schemas.openxmlformats.org/officeDocument/2006/relationships" xmlns:m="http://schemas.openxmlformats.org/officeDocument/2006/math" xmlns:v="urn:schemas-microsoft-com:vml" xmlns:wp14="http://schemas.microsoft.com/office/word/2010/wordprocessingDrawing" xmlns:wp="http://schemas.openxmlformats.org/drawingml/2006/wordprocessingDrawing" xmlns:w10="urn:schemas-microsoft-com:office:word" xmlns:w="http://schemas.openxmlformats.org/wordprocessingml/2006/main" xmlns:w14="http://schemas.microsoft.com/office/word/2010/wordml" xmlns:w15="http://schemas.microsoft.com/office/word/2012/wordml" xmlns:w16cex="http://schemas.microsoft.com/office/word/2018/wordml/cex" xmlns:w16cid="http://schemas.microsoft.com/office/word/2016/wordml/cid" xmlns:w16="http://schemas.microsoft.com/office/word/2018/wordml" xmlns:w16du="http://schemas.microsoft.com/office/word/2023/wordml/word16du" xmlns:w16sdtdh="http://schemas.microsoft.com/office/word/2020/wordml/sdtdatahash" xmlns:w16sdtfl="http://schemas.microsoft.com/office/word/2024/wordml/sdtformatlock" xmlns:w16se="http://schemas.microsoft.com/office/word/2015/wordml/symex" xmlns:wpg="http://schemas.microsoft.com/office/word/2010/wordprocessingGroup" xmlns:wpi="http://schemas.microsoft.com/office/word/2010/wordprocessingInk" xmlns:wne="http://schemas.microsoft.com/office/word/2006/wordml" xmlns:wps="http://schemas.microsoft.com/office/word/2010/wordprocessingShape" mc:Ignorable="w14 w15 w16se w16cid w16 w16cex w16sdtdh w16sdtfl w16du wp14">
+  <w:p>
+    <w:pPr>
+      <w:pStyle w:val="a3"/>
+      <w:ind w:firstLine="360"/>
+    </w:pPr>
+    <w:r>
+      <w:rPr>
+        <w:noProof/>
+      </w:rPr>
+      <w:pict w14:anchorId="2104C374">
+        <v:shapetype id="_x0000_t136" coordsize="21600,21600" o:spt="136" adj="10800" path="m@7,l@8,m@5,21600l@6,21600e">
+          <v:formulas>
+            <v:f eqn="sum #0 0 10800"/>
+            <v:f eqn="prod #0 2 1"/>
+            <v:f eqn="sum 21600 0 @1"/>
+            <v:f eqn="sum 0 0 @2"/>
+            <v:f eqn="sum 21600 0 @3"/>
+            <v:f eqn="if @0 @3 0"/>
+            <v:f eqn="if @0 21600 @1"/>
+            <v:f eqn="if @0 0 @2"/>
+            <v:f eqn="if @0 @4 21600"/>
+            <v:f eqn="mid @5 @6"/>
+            <v:f eqn="mid @8 @5"/>
+            <v:f eqn="mid @7 @8"/>
+            <v:f eqn="mid @6 @7"/>
+            <v:f eqn="sum @6 0 @5"/>
+          </v:formulas>
+          <v:path textpathok="t" o:connecttype="custom" o:connectlocs="@9,0;@10,10800;@11,21600;@12,10800" o:connectangles="270,180,90,0"/>
+          <v:textpath on="t" fitshape="t"/>
+          <v:handles>
+            <v:h position="#0,bottomRight" xrange="6629,14971"/>
+          </v:handles>
+          <o:lock v:ext="edit" text="t" shapetype="t"/>
+        </v:shapetype>
+        <v:shape id="BITMatrixAnalysisWatermark-5" o:spid="_x0000_s1030" type="#_x0000_t136" style="position:absolute;left:0;text-align:left;margin-left:172.65pt;margin-top:639.7pt;width:547.7pt;height:34pt;rotation:325;z-index:-251653120;mso-position-horizontal:absolute;mso-position-horizontal-relative:text;mso-position-vertical:absolute;mso-position-vertical-relative:text" fillcolor="#6f6f6f" stroked="f">
+          <v:fill opacity="11796f"/>
+          <v:stroke r:id="rId1" o:title=""/>
+          <v:shadow color="#868686"/>
+          <v:textpath style="font-family:&quot;Microsoft YaHei&quot;;font-size:15pt;v-text-kern:t" trim="t" fitpath="t" string="资料免费共享｜禁止倒卖｜GitHub: DarkIceField/BIT_Matrix_Analysis"/>
+        </v:shape>
+      </w:pict>
+    </w:r>
+    <w:r>
+      <w:rPr>
+        <w:noProof/>
+      </w:rPr>
+      <w:pict w14:anchorId="2A30F3D3">
+        <v:shape id="BITMatrixAnalysisWatermark-4" o:spid="_x0000_s1029" type="#_x0000_t136" style="position:absolute;left:0;text-align:left;margin-left:-125pt;margin-top:639.7pt;width:547.7pt;height:34pt;rotation:325;z-index:-251654144;mso-position-horizontal:absolute;mso-position-horizontal-relative:text;mso-position-vertical:absolute;mso-position-vertical-relative:text" fillcolor="#6f6f6f" stroked="f">
+          <v:fill opacity="11796f"/>
+          <v:stroke r:id="rId1" o:title=""/>
+          <v:shadow color="#868686"/>
+          <v:textpath style="font-family:&quot;Microsoft YaHei&quot;;font-size:15pt;v-text-kern:t" trim="t" fitpath="t" string="资料免费共享｜禁止倒卖｜GitHub: DarkIceField/BIT_Matrix_Analysis"/>
+        </v:shape>
+      </w:pict>
+    </w:r>
+    <w:r>
+      <w:rPr>
+        <w:noProof/>
+      </w:rPr>
+      <w:pict w14:anchorId="053506B8">
+        <v:shape id="BITMatrixAnalysisWatermark-3" o:spid="_x0000_s1028" type="#_x0000_t136" style="position:absolute;left:0;text-align:left;margin-left:172.65pt;margin-top:403.95pt;width:547.7pt;height:34pt;rotation:325;z-index:-251655168;mso-position-horizontal:absolute;mso-position-horizontal-relative:text;mso-position-vertical:absolute;mso-position-vertical-relative:text" fillcolor="#6f6f6f" stroked="f">
+          <v:fill opacity="11796f"/>
+          <v:stroke r:id="rId1" o:title=""/>
+          <v:shadow color="#868686"/>
+          <v:textpath style="font-family:&quot;Microsoft YaHei&quot;;font-size:15pt;v-text-kern:t" trim="t" fitpath="t" string="资料免费共享｜禁止倒卖｜GitHub: DarkIceField/BIT_Matrix_Analysis"/>
+        </v:shape>
+      </w:pict>
+    </w:r>
+    <w:r>
+      <w:rPr>
+        <w:noProof/>
+      </w:rPr>
+      <w:pict w14:anchorId="2D082CC7">
+        <v:shape id="BITMatrixAnalysisWatermark-2" o:spid="_x0000_s1027" type="#_x0000_t136" style="position:absolute;left:0;text-align:left;margin-left:-125pt;margin-top:403.95pt;width:547.7pt;height:34pt;rotation:325;z-index:-251656192;mso-position-horizontal:absolute;mso-position-horizontal-relative:text;mso-position-vertical:absolute;mso-position-vertical-relative:text" fillcolor="#6f6f6f" stroked="f">
+          <v:fill opacity="11796f"/>
+          <v:stroke r:id="rId1" o:title=""/>
+          <v:shadow color="#868686"/>
+          <v:textpath style="font-family:&quot;Microsoft YaHei&quot;;font-size:15pt;v-text-kern:t" trim="t" fitpath="t" string="资料免费共享｜禁止倒卖｜GitHub: DarkIceField/BIT_Matrix_Analysis"/>
+        </v:shape>
+      </w:pict>
+    </w:r>
+    <w:r>
+      <w:rPr>
+        <w:noProof/>
+      </w:rPr>
+      <w:pict w14:anchorId="2353C4E0">
+        <v:shape id="BITMatrixAnalysisWatermark-1" o:spid="_x0000_s1026" type="#_x0000_t136" style="position:absolute;left:0;text-align:left;margin-left:172.65pt;margin-top:168.2pt;width:547.7pt;height:34pt;rotation:325;z-index:-251657216;mso-position-horizontal:absolute;mso-position-horizontal-relative:text;mso-position-vertical:absolute;mso-position-vertical-relative:text" fillcolor="#6f6f6f" stroked="f">
+          <v:fill opacity="11796f"/>
+          <v:stroke r:id="rId1" o:title=""/>
+          <v:shadow color="#868686"/>
+          <v:textpath style="font-family:&quot;Microsoft YaHei&quot;;font-size:15pt;v-text-kern:t" trim="t" fitpath="t" string="资料免费共享｜禁止倒卖｜GitHub: DarkIceField/BIT_Matrix_Analysis"/>
+        </v:shape>
+      </w:pict>
+    </w:r>
+    <w:r>
+      <w:rPr>
+        <w:noProof/>
+      </w:rPr>
+      <w:pict w14:anchorId="1E7A7F4B">
+        <v:shape id="BITMatrixAnalysisWatermark-0" o:spid="_x0000_s1025" type="#_x0000_t136" style="position:absolute;left:0;text-align:left;margin-left:-125pt;margin-top:168.2pt;width:547.7pt;height:34pt;rotation:325;z-index:-251658240;mso-position-horizontal:absolute;mso-position-horizontal-relative:text;mso-position-vertical:absolute;mso-position-vertical-relative:text" fillcolor="#6f6f6f" stroked="f">
+          <v:fill opacity="11796f"/>
+          <v:stroke r:id="rId1" o:title=""/>
+          <v:shadow color="#868686"/>
+          <v:textpath style="font-family:&quot;Microsoft YaHei&quot;;font-size:15pt;v-text-kern:t" trim="t" fitpath="t" string="资料免费共享｜禁止倒卖｜GitHub: DarkIceField/BIT_Matrix_Analysis"/>
+        </v:shape>
+      </w:pict>
+    </w:r>
+  </w:p>
+</w:hdr>
+</file>
+
+<file path=word/header3.xml><?xml version="1.0" encoding="utf-8"?>
+<w:hdr xmlns:wpc="http://schemas.microsoft.com/office/word/2010/wordprocessingCanvas" xmlns:cx="http://schemas.microsoft.com/office/drawing/2014/chartex" xmlns:cx1="http://schemas.microsoft.com/office/drawing/2015/9/8/chartex" xmlns:cx2="http://schemas.microsoft.com/office/drawing/2015/10/21/chartex" xmlns:cx3="http://schemas.microsoft.com/office/drawing/2016/5/9/chartex" xmlns:cx4="http://schemas.microsoft.com/office/drawing/2016/5/10/chartex" xmlns:cx5="http://schemas.microsoft.com/office/drawing/2016/5/11/chartex" xmlns:cx6="http://schemas.microsoft.com/office/drawing/2016/5/12/chartex" xmlns:cx7="http://schemas.microsoft.com/office/drawing/2016/5/13/chartex" xmlns:cx8="http://schemas.microsoft.com/office/drawing/2016/5/14/chartex" xmlns:mc="http://schemas.openxmlformats.org/markup-compatibility/2006" xmlns:aink="http://schemas.microsoft.com/office/drawing/2016/ink" xmlns:am3d="http://schemas.microsoft.com/office/drawing/2017/model3d" xmlns:o="urn:schemas-microsoft-com:office:office" xmlns:oel="http://schemas.microsoft.com/office/2019/extlst" xmlns:r="http://schemas.openxmlformats.org/officeDocument/2006/relationships" xmlns:m="http://schemas.openxmlformats.org/officeDocument/2006/math" xmlns:v="urn:schemas-microsoft-com:vml" xmlns:wp14="http://schemas.microsoft.com/office/word/2010/wordprocessingDrawing" xmlns:wp="http://schemas.openxmlformats.org/drawingml/2006/wordprocessingDrawing" xmlns:w10="urn:schemas-microsoft-com:office:word" xmlns:w="http://schemas.openxmlformats.org/wordprocessingml/2006/main" xmlns:w14="http://schemas.microsoft.com/office/word/2010/wordml" xmlns:w15="http://schemas.microsoft.com/office/word/2012/wordml" xmlns:w16cex="http://schemas.microsoft.com/office/word/2018/wordml/cex" xmlns:w16cid="http://schemas.microsoft.com/office/word/2016/wordml/cid" xmlns:w16="http://schemas.microsoft.com/office/word/2018/wordml" xmlns:w16du="http://schemas.microsoft.com/office/word/2023/wordml/word16du" xmlns:w16sdtdh="http://schemas.microsoft.com/office/word/2020/wordml/sdtdatahash" xmlns:w16sdtfl="http://schemas.microsoft.com/office/word/2024/wordml/sdtformatlock" xmlns:w16se="http://schemas.microsoft.com/office/word/2015/wordml/symex" xmlns:wpg="http://schemas.microsoft.com/office/word/2010/wordprocessingGroup" xmlns:wpi="http://schemas.microsoft.com/office/word/2010/wordprocessingInk" xmlns:wne="http://schemas.microsoft.com/office/word/2006/wordml" xmlns:wps="http://schemas.microsoft.com/office/word/2010/wordprocessingShape" mc:Ignorable="w14 w15 w16se w16cid w16 w16cex w16sdtdh w16sdtfl w16du wp14">
+  <w:p>
+    <w:pPr>
+      <w:pStyle w:val="a3"/>
+      <w:ind w:firstLine="360"/>
+    </w:pPr>
+  </w:p>
+</w:hdr>
+</file>
+
 <file path=word/styles.xml><?xml version="1.0" encoding="utf-8"?>
-<w:styles xmlns:mc="http://schemas.openxmlformats.org/markup-compatibility/2006" xmlns:r="http://schemas.openxmlformats.org/officeDocument/2006/relationships" xmlns:w="http://schemas.openxmlformats.org/wordprocessingml/2006/main" xmlns:w14="http://schemas.microsoft.com/office/word/2010/wordml" xmlns:w15="http://schemas.microsoft.com/office/word/2012/wordml" xmlns:w16cex="http://schemas.microsoft.com/office/word/2018/wordml/cex" xmlns:w16cid="http://schemas.microsoft.com/office/word/2016/wordml/cid" xmlns:w16="http://schemas.microsoft.com/office/word/2018/wordml" xmlns:w16sdtdh="http://schemas.microsoft.com/office/word/2020/wordml/sdtdatahash" xmlns:w16se="http://schemas.microsoft.com/office/word/2015/wordml/symex" mc:Ignorable="w14 w15 w16se w16cid w16 w16cex w16sdtdh">
+<w:styles xmlns:mc="http://schemas.openxmlformats.org/markup-compatibility/2006" xmlns:r="http://schemas.openxmlformats.org/officeDocument/2006/relationships" xmlns:w="http://schemas.openxmlformats.org/wordprocessingml/2006/main" xmlns:w14="http://schemas.microsoft.com/office/word/2010/wordml" xmlns:w15="http://schemas.microsoft.com/office/word/2012/wordml" xmlns:w16cex="http://schemas.microsoft.com/office/word/2018/wordml/cex" xmlns:w16cid="http://schemas.microsoft.com/office/word/2016/wordml/cid" xmlns:w16="http://schemas.microsoft.com/office/word/2018/wordml" xmlns:w16du="http://schemas.microsoft.com/office/word/2023/wordml/word16du" xmlns:w16sdtdh="http://schemas.microsoft.com/office/word/2020/wordml/sdtdatahash" xmlns:w16sdtfl="http://schemas.microsoft.com/office/word/2024/wordml/sdtformatlock" xmlns:w16se="http://schemas.microsoft.com/office/word/2015/wordml/symex" mc:Ignorable="w14 w15 w16se w16cid w16 w16cex w16sdtdh w16sdtfl w16du">
   <w:docDefaults>
     <w:rPrDefault>
       <w:rPr>
@@ -580,7 +804,7 @@
       <w:jc w:val="both"/>
     </w:pPr>
     <w:rPr>
-      <w:rFonts w:ascii="Times New Roman" w:eastAsia="宋体" w:hAnsi="Times New Roman"/>
+      <w:rFonts w:ascii="Times New Roman" w:eastAsia="SimSun" w:hAnsi="Times New Roman"/>
       <w:sz w:val="24"/>
     </w:rPr>
   </w:style>
@@ -603,7 +827,7 @@
       <w:outlineLvl w:val="0"/>
     </w:pPr>
     <w:rPr>
-      <w:rFonts w:eastAsia="黑体"/>
+      <w:rFonts w:eastAsia="SimHei"/>
       <w:b/>
       <w:bCs/>
       <w:kern w:val="44"/>
@@ -629,7 +853,7 @@
       <w:outlineLvl w:val="1"/>
     </w:pPr>
     <w:rPr>
-      <w:rFonts w:ascii="Times" w:eastAsia="黑体" w:hAnsi="Times" w:cstheme="majorBidi"/>
+      <w:rFonts w:ascii="Times" w:eastAsia="SimHei" w:hAnsi="Times" w:cstheme="majorBidi"/>
       <w:bCs/>
       <w:sz w:val="28"/>
       <w:szCs w:val="32"/>
@@ -670,7 +894,7 @@
     <w:uiPriority w:val="9"/>
     <w:rsid w:val="004871B0"/>
     <w:rPr>
-      <w:rFonts w:ascii="Times New Roman" w:eastAsia="黑体" w:hAnsi="Times New Roman"/>
+      <w:rFonts w:ascii="Times New Roman" w:eastAsia="SimHei" w:hAnsi="Times New Roman"/>
       <w:b/>
       <w:bCs/>
       <w:kern w:val="44"/>
@@ -685,10 +909,74 @@
     <w:uiPriority w:val="9"/>
     <w:rsid w:val="00393C9B"/>
     <w:rPr>
-      <w:rFonts w:ascii="Times" w:eastAsia="黑体" w:hAnsi="Times" w:cstheme="majorBidi"/>
+      <w:rFonts w:ascii="Times" w:eastAsia="SimHei" w:hAnsi="Times" w:cstheme="majorBidi"/>
       <w:bCs/>
       <w:sz w:val="28"/>
       <w:szCs w:val="32"/>
+    </w:rPr>
+  </w:style>
+  <w:style w:type="paragraph" w:styleId="a3">
+    <w:name w:val="header"/>
+    <w:basedOn w:val="a"/>
+    <w:link w:val="a4"/>
+    <w:uiPriority w:val="99"/>
+    <w:unhideWhenUsed/>
+    <w:rsid w:val="00860AFF"/>
+    <w:pPr>
+      <w:tabs>
+        <w:tab w:val="center" w:pos="4153"/>
+        <w:tab w:val="right" w:pos="8306"/>
+      </w:tabs>
+      <w:snapToGrid w:val="0"/>
+      <w:jc w:val="center"/>
+    </w:pPr>
+    <w:rPr>
+      <w:sz w:val="18"/>
+      <w:szCs w:val="18"/>
+    </w:rPr>
+  </w:style>
+  <w:style w:type="character" w:customStyle="1" w:styleId="a4">
+    <w:name w:val="页眉 字符"/>
+    <w:basedOn w:val="a0"/>
+    <w:link w:val="a3"/>
+    <w:uiPriority w:val="99"/>
+    <w:rsid w:val="00860AFF"/>
+    <w:rPr>
+      <w:rFonts w:ascii="Times New Roman" w:eastAsia="SimSun" w:hAnsi="Times New Roman"/>
+      <w:sz w:val="18"/>
+      <w:szCs w:val="18"/>
+    </w:rPr>
+  </w:style>
+  <w:style w:type="paragraph" w:styleId="a5">
+    <w:name w:val="footer"/>
+    <w:basedOn w:val="a"/>
+    <w:link w:val="a6"/>
+    <w:uiPriority w:val="99"/>
+    <w:unhideWhenUsed/>
+    <w:rsid w:val="00860AFF"/>
+    <w:pPr>
+      <w:tabs>
+        <w:tab w:val="center" w:pos="4153"/>
+        <w:tab w:val="right" w:pos="8306"/>
+      </w:tabs>
+      <w:snapToGrid w:val="0"/>
+      <w:jc w:val="left"/>
+    </w:pPr>
+    <w:rPr>
+      <w:sz w:val="18"/>
+      <w:szCs w:val="18"/>
+    </w:rPr>
+  </w:style>
+  <w:style w:type="character" w:customStyle="1" w:styleId="a6">
+    <w:name w:val="页脚 字符"/>
+    <w:basedOn w:val="a0"/>
+    <w:link w:val="a5"/>
+    <w:uiPriority w:val="99"/>
+    <w:rsid w:val="00860AFF"/>
+    <w:rPr>
+      <w:rFonts w:ascii="Times New Roman" w:eastAsia="SimSun" w:hAnsi="Times New Roman"/>
+      <w:sz w:val="18"/>
+      <w:szCs w:val="18"/>
     </w:rPr>
   </w:style>
 </w:styles>
